--- a/EXPORTS/DOCX/published/niveau3/English/RijksmuseumAmsterdam.docx
+++ b/EXPORTS/DOCX/published/niveau3/English/RijksmuseumAmsterdam.docx
@@ -400,13 +400,179 @@
       </w:r>
       <w:r>
         <w:rPr>
+          <w:u w:val="single" w:color="0000ff"/>
           <w:rFonts w:ascii="Charis SIL Regular" w:hAnsi="Charis SIL Regular" w:eastAsia="Charis SIL Regular"/>
           <w:b w:val="0"/>
           <w:i w:val="0"/>
           <w:color w:val="000000"/>
           <w:sz w:val="24"/>
         </w:rPr>
-        <w:t xml:space="preserve">Museum van Geschiedenis en Kunst and the </w:t>
+        <w:hyperlink r:id="rId9" w:history="1">
+          <w:r>
+            <w:rPr>
+              <w:rStyle w:val="Hyperlink"/>
+            </w:rPr>
+            <w:t xml:space="preserve">Museum </w:t>
+          </w:r>
+        </w:hyperlink>
+      </w:r>
+      <w:r>
+        <w:rPr>
+          <w:u w:val="single" w:color="0000ff"/>
+          <w:rFonts w:ascii="Charis SIL Regular" w:hAnsi="Charis SIL Regular" w:eastAsia="Charis SIL Regular"/>
+          <w:b w:val="0"/>
+          <w:i w:val="0"/>
+          <w:color w:val="000000"/>
+          <w:sz w:val="24"/>
+        </w:rPr>
+        <w:hyperlink r:id="rId9" w:history="1">
+          <w:r>
+            <w:rPr>
+              <w:rStyle w:val="Hyperlink"/>
+            </w:rPr>
+            <w:t>v</w:t>
+          </w:r>
+        </w:hyperlink>
+      </w:r>
+      <w:r>
+        <w:rPr>
+          <w:u w:val="single" w:color="0000ff"/>
+          <w:rFonts w:ascii="Charis SIL Regular" w:hAnsi="Charis SIL Regular" w:eastAsia="Charis SIL Regular"/>
+          <w:b w:val="0"/>
+          <w:i w:val="0"/>
+          <w:color w:val="000000"/>
+          <w:sz w:val="24"/>
+        </w:rPr>
+        <w:hyperlink r:id="rId9" w:history="1">
+          <w:r>
+            <w:rPr>
+              <w:rStyle w:val="Hyperlink"/>
+            </w:rPr>
+            <w:t>an Ges</w:t>
+          </w:r>
+        </w:hyperlink>
+      </w:r>
+      <w:r>
+        <w:rPr>
+          <w:u w:val="single" w:color="0000ff"/>
+          <w:rFonts w:ascii="Charis SIL Regular" w:hAnsi="Charis SIL Regular" w:eastAsia="Charis SIL Regular"/>
+          <w:b w:val="0"/>
+          <w:i w:val="0"/>
+          <w:color w:val="000000"/>
+          <w:sz w:val="24"/>
+        </w:rPr>
+        <w:hyperlink r:id="rId9" w:history="1">
+          <w:r>
+            <w:rPr>
+              <w:rStyle w:val="Hyperlink"/>
+            </w:rPr>
+            <w:t>chiede</w:t>
+          </w:r>
+        </w:hyperlink>
+      </w:r>
+      <w:r>
+        <w:rPr>
+          <w:rFonts w:ascii="Charis SIL Regular" w:hAnsi="Charis SIL Regular" w:eastAsia="Charis SIL Regular"/>
+          <w:b w:val="0"/>
+          <w:i w:val="0"/>
+          <w:color w:val="000000"/>
+          <w:sz w:val="24"/>
+        </w:rPr>
+        <w:t>n</w:t>
+      </w:r>
+      <w:r>
+        <w:rPr>
+          <w:u w:val="single" w:color="0000ff"/>
+          <w:rFonts w:ascii="Charis SIL Regular" w:hAnsi="Charis SIL Regular" w:eastAsia="Charis SIL Regular"/>
+          <w:b w:val="0"/>
+          <w:i w:val="0"/>
+          <w:color w:val="000000"/>
+          <w:sz w:val="24"/>
+        </w:rPr>
+        <w:t>i</w:t>
+      </w:r>
+      <w:r>
+        <w:rPr>
+          <w:u w:val="single" w:color="0000ff"/>
+          <w:rFonts w:ascii="Charis SIL Regular" w:hAnsi="Charis SIL Regular" w:eastAsia="Charis SIL Regular"/>
+          <w:b w:val="0"/>
+          <w:i w:val="0"/>
+          <w:color w:val="000000"/>
+          <w:sz w:val="24"/>
+        </w:rPr>
+        <w:hyperlink r:id="rId10" w:history="1">
+          <w:r>
+            <w:rPr>
+              <w:rStyle w:val="Hyperlink"/>
+            </w:rPr>
+            <w:t>s</w:t>
+          </w:r>
+        </w:hyperlink>
+      </w:r>
+      <w:r>
+        <w:rPr>
+          <w:u w:val="single" w:color="0000ff"/>
+          <w:rFonts w:ascii="Charis SIL Regular" w:hAnsi="Charis SIL Regular" w:eastAsia="Charis SIL Regular"/>
+          <w:b w:val="0"/>
+          <w:i w:val="0"/>
+          <w:color w:val="000000"/>
+          <w:sz w:val="24"/>
+        </w:rPr>
+        <w:t xml:space="preserve"> </w:t>
+      </w:r>
+      <w:r>
+        <w:rPr>
+          <w:u w:val="single" w:color="0000ff"/>
+          <w:rFonts w:ascii="Charis SIL Regular" w:hAnsi="Charis SIL Regular" w:eastAsia="Charis SIL Regular"/>
+          <w:b w:val="0"/>
+          <w:i w:val="0"/>
+          <w:color w:val="000000"/>
+          <w:sz w:val="24"/>
+        </w:rPr>
+        <w:hyperlink r:id="rId10" w:history="1">
+          <w:r>
+            <w:rPr>
+              <w:rStyle w:val="Hyperlink"/>
+            </w:rPr>
+            <w:t>en K</w:t>
+          </w:r>
+        </w:hyperlink>
+      </w:r>
+      <w:r>
+        <w:rPr>
+          <w:u w:val="single" w:color="0000ff"/>
+          <w:rFonts w:ascii="Charis SIL Regular" w:hAnsi="Charis SIL Regular" w:eastAsia="Charis SIL Regular"/>
+          <w:b w:val="0"/>
+          <w:i w:val="0"/>
+          <w:color w:val="000000"/>
+          <w:sz w:val="24"/>
+        </w:rPr>
+        <w:hyperlink r:id="rId10" w:history="1">
+          <w:r>
+            <w:rPr>
+              <w:rStyle w:val="Hyperlink"/>
+            </w:rPr>
+            <w:t>u</w:t>
+          </w:r>
+        </w:hyperlink>
+      </w:r>
+      <w:r>
+        <w:rPr>
+          <w:u w:val="single" w:color="0000ff"/>
+          <w:rFonts w:ascii="Charis SIL Regular" w:hAnsi="Charis SIL Regular" w:eastAsia="Charis SIL Regular"/>
+          <w:b w:val="0"/>
+          <w:i w:val="0"/>
+          <w:color w:val="000000"/>
+          <w:sz w:val="24"/>
+        </w:rPr>
+        <w:hyperlink r:id="rId10" w:history="1">
+          <w:r>
+            <w:rPr>
+              <w:rStyle w:val="Hyperlink"/>
+            </w:rPr>
+            <w:t xml:space="preserve">nst and the </w:t>
+          </w:r>
+        </w:hyperlink>
       </w:r>
       <w:r>
         <w:rPr>
@@ -475,12 +641,137 @@
           <w:sz w:val="24"/>
           <w:u w:val="single"/>
         </w:rPr>
+        <w:hyperlink r:id="rId10" w:history="1">
+          <w:r>
+            <w:rPr>
+              <w:rStyle w:val="Hyperlink"/>
+            </w:rPr>
+            <w:t>Cabinet</w:t>
+          </w:r>
+        </w:hyperlink>
+      </w:r>
+      <w:r>
+        <w:rPr>
+          <w:rFonts w:ascii="Charis SIL Regular" w:hAnsi="Charis SIL Regular" w:eastAsia="Charis SIL Regular"/>
+          <w:b w:val="0"/>
+          <w:i w:val="0"/>
+          <w:color w:val="0000FF"/>
+          <w:sz w:val="24"/>
+          <w:u w:val="single"/>
+        </w:rPr>
+        <w:t xml:space="preserve"> </w:t>
+      </w:r>
+      <w:r>
+        <w:rPr>
+          <w:rFonts w:ascii="Charis SIL Regular" w:hAnsi="Charis SIL Regular" w:eastAsia="Charis SIL Regular"/>
+          <w:b w:val="0"/>
+          <w:i w:val="0"/>
+          <w:color w:val="0000FF"/>
+          <w:sz w:val="24"/>
+          <w:u w:val="single"/>
+        </w:rPr>
+        <w:hyperlink r:id="rId10" w:history="1">
+          <w:r>
+            <w:rPr>
+              <w:rStyle w:val="Hyperlink"/>
+            </w:rPr>
+            <w:t>of</w:t>
+          </w:r>
+        </w:hyperlink>
+      </w:r>
+      <w:r>
+        <w:rPr>
+          <w:rFonts w:ascii="Charis SIL Regular" w:hAnsi="Charis SIL Regular" w:eastAsia="Charis SIL Regular"/>
+          <w:b w:val="0"/>
+          <w:i w:val="0"/>
+          <w:color w:val="0000FF"/>
+          <w:sz w:val="24"/>
+          <w:u w:val="single"/>
+        </w:rPr>
+        <w:t xml:space="preserve"> </w:t>
+      </w:r>
+      <w:r>
+        <w:rPr>
+          <w:rFonts w:ascii="Charis SIL Regular" w:hAnsi="Charis SIL Regular" w:eastAsia="Charis SIL Regular"/>
+          <w:b w:val="0"/>
+          <w:i w:val="0"/>
+          <w:color w:val="0000FF"/>
+          <w:sz w:val="24"/>
+          <w:u w:val="single"/>
+        </w:rPr>
+        <w:hyperlink r:id="rId10" w:history="1">
+          <w:r>
+            <w:rPr>
+              <w:rStyle w:val="Hyperlink"/>
+            </w:rPr>
+            <w:t>Cur</w:t>
+          </w:r>
+        </w:hyperlink>
+      </w:r>
+      <w:r>
+        <w:rPr>
+          <w:rFonts w:ascii="Charis SIL Regular" w:hAnsi="Charis SIL Regular" w:eastAsia="Charis SIL Regular"/>
+          <w:b w:val="0"/>
+          <w:i w:val="0"/>
+          <w:color w:val="0000FF"/>
+          <w:sz w:val="24"/>
+          <w:u w:val="single"/>
+        </w:rPr>
         <w:hyperlink r:id="rId11" w:history="1">
           <w:r>
             <w:rPr>
               <w:rStyle w:val="Hyperlink"/>
             </w:rPr>
-            <w:t>Cabinet</w:t>
+            <w:t>iosities</w:t>
+          </w:r>
+        </w:hyperlink>
+      </w:r>
+      <w:r>
+        <w:rPr>
+          <w:rFonts w:ascii="Charis SIL Regular" w:hAnsi="Charis SIL Regular" w:eastAsia="Charis SIL Regular"/>
+          <w:b w:val="0"/>
+          <w:i w:val="0"/>
+          <w:color w:val="000000"/>
+          <w:sz w:val="24"/>
+        </w:rPr>
+        <w:t xml:space="preserve">, both in The Hague. </w:t>
+      </w:r>
+      <w:r>
+        <w:rPr>
+          <w:rFonts w:ascii="Charis SIL Regular" w:hAnsi="Charis SIL Regular" w:eastAsia="Charis SIL Regular"/>
+          <w:b w:val="0"/>
+          <w:i w:val="0"/>
+          <w:color w:val="000000"/>
+          <w:sz w:val="24"/>
+        </w:rPr>
+        <w:t xml:space="preserve">Since 1952, the collection of the </w:t>
+      </w:r>
+      <w:r>
+        <w:rPr>
+          <w:rFonts w:ascii="Charis SIL Regular" w:hAnsi="Charis SIL Regular" w:eastAsia="Charis SIL Regular"/>
+          <w:b w:val="0"/>
+          <w:i w:val="0"/>
+          <w:color w:val="0000FF"/>
+          <w:sz w:val="24"/>
+          <w:u w:val="single"/>
+        </w:rPr>
+        <w:t>Royal Socie</w:t>
+      </w:r>
+      <w:r>
+        <w:rPr>
+          <w:rFonts w:ascii="Charis SIL Regular" w:hAnsi="Charis SIL Regular" w:eastAsia="Charis SIL Regular"/>
+          <w:b w:val="0"/>
+          <w:i w:val="0"/>
+          <w:color w:val="0000FF"/>
+          <w:sz w:val="24"/>
+          <w:u w:val="single"/>
+        </w:rPr>
+        <w:hyperlink r:id="rId11" w:history="1">
+          <w:r>
+            <w:rPr>
+              <w:rStyle w:val="Hyperlink"/>
+            </w:rPr>
+            <w:t>ty</w:t>
           </w:r>
         </w:hyperlink>
       </w:r>
@@ -538,7 +829,7 @@
             <w:rPr>
               <w:rStyle w:val="Hyperlink"/>
             </w:rPr>
-            <w:t>Cur</w:t>
+            <w:t>F</w:t>
           </w:r>
         </w:hyperlink>
       </w:r>
@@ -552,167 +843,6 @@
           <w:u w:val="single"/>
         </w:rPr>
         <w:hyperlink r:id="rId11" w:history="1">
-          <w:r>
-            <w:rPr>
-              <w:rStyle w:val="Hyperlink"/>
-            </w:rPr>
-            <w:t>iosities</w:t>
-          </w:r>
-        </w:hyperlink>
-      </w:r>
-      <w:r>
-        <w:rPr>
-          <w:rFonts w:ascii="Charis SIL Regular" w:hAnsi="Charis SIL Regular" w:eastAsia="Charis SIL Regular"/>
-          <w:b w:val="0"/>
-          <w:i w:val="0"/>
-          <w:color w:val="000000"/>
-          <w:sz w:val="24"/>
-        </w:rPr>
-        <w:t xml:space="preserve">, both in The Hague. </w:t>
-      </w:r>
-      <w:r>
-        <w:rPr>
-          <w:rFonts w:ascii="Charis SIL Regular" w:hAnsi="Charis SIL Regular" w:eastAsia="Charis SIL Regular"/>
-          <w:b w:val="0"/>
-          <w:i w:val="0"/>
-          <w:color w:val="000000"/>
-          <w:sz w:val="24"/>
-        </w:rPr>
-        <w:t xml:space="preserve">Since 1952, the collection of the </w:t>
-      </w:r>
-      <w:r>
-        <w:rPr>
-          <w:rFonts w:ascii="Charis SIL Regular" w:hAnsi="Charis SIL Regular" w:eastAsia="Charis SIL Regular"/>
-          <w:b w:val="0"/>
-          <w:i w:val="0"/>
-          <w:color w:val="0000FF"/>
-          <w:sz w:val="24"/>
-          <w:u w:val="single"/>
-        </w:rPr>
-        <w:hyperlink r:id="rId12" w:history="1">
-          <w:r>
-            <w:rPr>
-              <w:rStyle w:val="Hyperlink"/>
-            </w:rPr>
-            <w:t>Royal</w:t>
-          </w:r>
-        </w:hyperlink>
-      </w:r>
-      <w:r>
-        <w:rPr>
-          <w:rFonts w:ascii="Charis SIL Regular" w:hAnsi="Charis SIL Regular" w:eastAsia="Charis SIL Regular"/>
-          <w:b w:val="0"/>
-          <w:i w:val="0"/>
-          <w:color w:val="0000FF"/>
-          <w:sz w:val="24"/>
-          <w:u w:val="single"/>
-        </w:rPr>
-        <w:t xml:space="preserve"> </w:t>
-      </w:r>
-      <w:r>
-        <w:rPr>
-          <w:rFonts w:ascii="Charis SIL Regular" w:hAnsi="Charis SIL Regular" w:eastAsia="Charis SIL Regular"/>
-          <w:b w:val="0"/>
-          <w:i w:val="0"/>
-          <w:color w:val="0000FF"/>
-          <w:sz w:val="24"/>
-          <w:u w:val="single"/>
-        </w:rPr>
-        <w:hyperlink r:id="rId12" w:history="1">
-          <w:r>
-            <w:rPr>
-              <w:rStyle w:val="Hyperlink"/>
-            </w:rPr>
-            <w:t>Socie</w:t>
-          </w:r>
-        </w:hyperlink>
-      </w:r>
-      <w:r>
-        <w:rPr>
-          <w:rFonts w:ascii="Charis SIL Regular" w:hAnsi="Charis SIL Regular" w:eastAsia="Charis SIL Regular"/>
-          <w:b w:val="0"/>
-          <w:i w:val="0"/>
-          <w:color w:val="0000FF"/>
-          <w:sz w:val="24"/>
-          <w:u w:val="single"/>
-        </w:rPr>
-        <w:hyperlink r:id="rId12" w:history="1">
-          <w:r>
-            <w:rPr>
-              <w:rStyle w:val="Hyperlink"/>
-            </w:rPr>
-            <w:t>ty</w:t>
-          </w:r>
-        </w:hyperlink>
-      </w:r>
-      <w:r>
-        <w:rPr>
-          <w:rFonts w:ascii="Charis SIL Regular" w:hAnsi="Charis SIL Regular" w:eastAsia="Charis SIL Regular"/>
-          <w:b w:val="0"/>
-          <w:i w:val="0"/>
-          <w:color w:val="0000FF"/>
-          <w:sz w:val="24"/>
-          <w:u w:val="single"/>
-        </w:rPr>
-        <w:t xml:space="preserve"> </w:t>
-      </w:r>
-      <w:r>
-        <w:rPr>
-          <w:rFonts w:ascii="Charis SIL Regular" w:hAnsi="Charis SIL Regular" w:eastAsia="Charis SIL Regular"/>
-          <w:b w:val="0"/>
-          <w:i w:val="0"/>
-          <w:color w:val="0000FF"/>
-          <w:sz w:val="24"/>
-          <w:u w:val="single"/>
-        </w:rPr>
-        <w:hyperlink r:id="rId12" w:history="1">
-          <w:r>
-            <w:rPr>
-              <w:rStyle w:val="Hyperlink"/>
-            </w:rPr>
-            <w:t>of</w:t>
-          </w:r>
-        </w:hyperlink>
-      </w:r>
-      <w:r>
-        <w:rPr>
-          <w:rFonts w:ascii="Charis SIL Regular" w:hAnsi="Charis SIL Regular" w:eastAsia="Charis SIL Regular"/>
-          <w:b w:val="0"/>
-          <w:i w:val="0"/>
-          <w:color w:val="0000FF"/>
-          <w:sz w:val="24"/>
-          <w:u w:val="single"/>
-        </w:rPr>
-        <w:t xml:space="preserve"> </w:t>
-      </w:r>
-      <w:r>
-        <w:rPr>
-          <w:rFonts w:ascii="Charis SIL Regular" w:hAnsi="Charis SIL Regular" w:eastAsia="Charis SIL Regular"/>
-          <w:b w:val="0"/>
-          <w:i w:val="0"/>
-          <w:color w:val="0000FF"/>
-          <w:sz w:val="24"/>
-          <w:u w:val="single"/>
-        </w:rPr>
-        <w:hyperlink r:id="rId12" w:history="1">
-          <w:r>
-            <w:rPr>
-              <w:rStyle w:val="Hyperlink"/>
-            </w:rPr>
-            <w:t>F</w:t>
-          </w:r>
-        </w:hyperlink>
-      </w:r>
-      <w:r>
-        <w:rPr>
-          <w:rFonts w:ascii="Charis SIL Regular" w:hAnsi="Charis SIL Regular" w:eastAsia="Charis SIL Regular"/>
-          <w:b w:val="0"/>
-          <w:i w:val="0"/>
-          <w:color w:val="0000FF"/>
-          <w:sz w:val="24"/>
-          <w:u w:val="single"/>
-        </w:rPr>
-        <w:hyperlink r:id="rId12" w:history="1">
           <w:r>
             <w:rPr>
               <w:rStyle w:val="Hyperlink"/>
@@ -741,7 +871,7 @@
           <w:sz w:val="24"/>
           <w:u w:val="single"/>
         </w:rPr>
-        <w:hyperlink r:id="rId12" w:history="1">
+        <w:hyperlink r:id="rId11" w:history="1">
           <w:r>
             <w:rPr>
               <w:rStyle w:val="Hyperlink"/>

--- a/EXPORTS/DOCX/published/niveau3/English/RijksmuseumAmsterdam.docx
+++ b/EXPORTS/DOCX/published/niveau3/English/RijksmuseumAmsterdam.docx
@@ -529,50 +529,7 @@
           <w:color w:val="000000"/>
           <w:sz w:val="24"/>
         </w:rPr>
-        <w:hyperlink r:id="rId10" w:history="1">
-          <w:r>
-            <w:rPr>
-              <w:rStyle w:val="Hyperlink"/>
-            </w:rPr>
-            <w:t>en K</w:t>
-          </w:r>
-        </w:hyperlink>
-      </w:r>
-      <w:r>
-        <w:rPr>
-          <w:u w:val="single" w:color="0000ff"/>
-          <w:rFonts w:ascii="Charis SIL Regular" w:hAnsi="Charis SIL Regular" w:eastAsia="Charis SIL Regular"/>
-          <w:b w:val="0"/>
-          <w:i w:val="0"/>
-          <w:color w:val="000000"/>
-          <w:sz w:val="24"/>
-        </w:rPr>
-        <w:hyperlink r:id="rId10" w:history="1">
-          <w:r>
-            <w:rPr>
-              <w:rStyle w:val="Hyperlink"/>
-            </w:rPr>
-            <w:t>u</w:t>
-          </w:r>
-        </w:hyperlink>
-      </w:r>
-      <w:r>
-        <w:rPr>
-          <w:u w:val="single" w:color="0000ff"/>
-          <w:rFonts w:ascii="Charis SIL Regular" w:hAnsi="Charis SIL Regular" w:eastAsia="Charis SIL Regular"/>
-          <w:b w:val="0"/>
-          <w:i w:val="0"/>
-          <w:color w:val="000000"/>
-          <w:sz w:val="24"/>
-        </w:rPr>
-        <w:hyperlink r:id="rId10" w:history="1">
-          <w:r>
-            <w:rPr>
-              <w:rStyle w:val="Hyperlink"/>
-            </w:rPr>
-            <w:t xml:space="preserve">nst and the </w:t>
-          </w:r>
-        </w:hyperlink>
+        <w:t xml:space="preserve">en Kunst and the </w:t>
       </w:r>
       <w:r>
         <w:rPr>
@@ -670,7 +627,7 @@
           <w:sz w:val="24"/>
           <w:u w:val="single"/>
         </w:rPr>
-        <w:hyperlink r:id="rId10" w:history="1">
+        <w:hyperlink r:id="rId11" w:history="1">
           <w:r>
             <w:rPr>
               <w:rStyle w:val="Hyperlink"/>
@@ -699,7 +656,7 @@
           <w:sz w:val="24"/>
           <w:u w:val="single"/>
         </w:rPr>
-        <w:hyperlink r:id="rId10" w:history="1">
+        <w:hyperlink r:id="rId11" w:history="1">
           <w:r>
             <w:rPr>
               <w:rStyle w:val="Hyperlink"/>
@@ -755,7 +712,14 @@
           <w:sz w:val="24"/>
           <w:u w:val="single"/>
         </w:rPr>
-        <w:t>Royal Socie</w:t>
+        <w:hyperlink r:id="rId12" w:history="1">
+          <w:r>
+            <w:rPr>
+              <w:rStyle w:val="Hyperlink"/>
+            </w:rPr>
+            <w:t>Royal</w:t>
+          </w:r>
+        </w:hyperlink>
       </w:r>
       <w:r>
         <w:rPr>
@@ -766,7 +730,36 @@
           <w:sz w:val="24"/>
           <w:u w:val="single"/>
         </w:rPr>
-        <w:hyperlink r:id="rId11" w:history="1">
+        <w:t xml:space="preserve"> </w:t>
+      </w:r>
+      <w:r>
+        <w:rPr>
+          <w:rFonts w:ascii="Charis SIL Regular" w:hAnsi="Charis SIL Regular" w:eastAsia="Charis SIL Regular"/>
+          <w:b w:val="0"/>
+          <w:i w:val="0"/>
+          <w:color w:val="0000FF"/>
+          <w:sz w:val="24"/>
+          <w:u w:val="single"/>
+        </w:rPr>
+        <w:hyperlink r:id="rId12" w:history="1">
+          <w:r>
+            <w:rPr>
+              <w:rStyle w:val="Hyperlink"/>
+            </w:rPr>
+            <w:t>Socie</w:t>
+          </w:r>
+        </w:hyperlink>
+      </w:r>
+      <w:r>
+        <w:rPr>
+          <w:rFonts w:ascii="Charis SIL Regular" w:hAnsi="Charis SIL Regular" w:eastAsia="Charis SIL Regular"/>
+          <w:b w:val="0"/>
+          <w:i w:val="0"/>
+          <w:color w:val="0000FF"/>
+          <w:sz w:val="24"/>
+          <w:u w:val="single"/>
+        </w:rPr>
+        <w:hyperlink r:id="rId12" w:history="1">
           <w:r>
             <w:rPr>
               <w:rStyle w:val="Hyperlink"/>
@@ -795,7 +788,7 @@
           <w:sz w:val="24"/>
           <w:u w:val="single"/>
         </w:rPr>
-        <w:hyperlink r:id="rId11" w:history="1">
+        <w:hyperlink r:id="rId12" w:history="1">
           <w:r>
             <w:rPr>
               <w:rStyle w:val="Hyperlink"/>
@@ -869,9 +862,8 @@
           <w:i w:val="0"/>
           <w:color w:val="0000FF"/>
           <w:sz w:val="24"/>
-          <w:u w:val="single"/>
         </w:rPr>
-        <w:hyperlink r:id="rId11" w:history="1">
+        <w:hyperlink r:id="rId12" w:history="1">
           <w:r>
             <w:rPr>
               <w:rStyle w:val="Hyperlink"/>
@@ -889,7 +881,7 @@
           <w:sz w:val="24"/>
           <w:u w:val="single"/>
         </w:rPr>
-        <w:hyperlink r:id="rId11" w:history="1">
+        <w:hyperlink r:id="rId12" w:history="1">
           <w:r>
             <w:rPr>
               <w:rStyle w:val="Hyperlink"/>
@@ -1194,21 +1186,13 @@
       </w:r>
       <w:r>
         <w:rPr>
-          <w:u w:val="single" w:color="0000ff"/>
           <w:rFonts w:ascii="Charis SIL Regular" w:hAnsi="Charis SIL Regular" w:eastAsia="Charis SIL Regular"/>
           <w:b w:val="0"/>
           <w:i w:val="0"/>
           <w:color w:val="000000"/>
           <w:sz w:val="24"/>
         </w:rPr>
-        <w:hyperlink r:id="rId12" w:history="1">
-          <w:r>
-            <w:rPr>
-              <w:rStyle w:val="Hyperlink"/>
-            </w:rPr>
-            <w:t xml:space="preserve"> colle</w:t>
-          </w:r>
-        </w:hyperlink>
+        <w:t xml:space="preserve"> colle</w:t>
       </w:r>
       <w:r>
         <w:rPr>
@@ -1675,25 +1659,7 @@
           <w:color w:val="000000"/>
           <w:sz w:val="24"/>
         </w:rPr>
-        <w:t xml:space="preserve">‘search options’ button offers more selection options for finding </w:t>
-      </w:r>
-      <w:r>
-        <w:rPr>
-          <w:u w:val="single" w:color="0000ff"/>
-          <w:rFonts w:ascii="Charis SIL Regular" w:hAnsi="Charis SIL Regular" w:eastAsia="Charis SIL Regular"/>
-          <w:b w:val="0"/>
-          <w:i w:val="0"/>
-          <w:color w:val="000000"/>
-          <w:sz w:val="24"/>
-        </w:rPr>
-        <w:hyperlink r:id="rId16" w:history="1">
-          <w:r>
-            <w:rPr>
-              <w:rStyle w:val="Hyperlink"/>
-            </w:rPr>
-            <w:t>objects. Re</w:t>
-          </w:r>
-        </w:hyperlink>
+        <w:t>‘search options’ button offers more selection options for finding objects. Re</w:t>
       </w:r>
       <w:r>
         <w:rPr>
@@ -2188,39 +2154,13 @@
       </w:r>
       <w:r>
         <w:rPr>
-          <w:u w:val="single" w:color="0000ff"/>
           <w:rFonts w:ascii="Charis SIL Regular" w:hAnsi="Charis SIL Regular" w:eastAsia="Charis SIL Regular"/>
           <w:b w:val="0"/>
           <w:i w:val="0"/>
           <w:color w:val="000000"/>
           <w:sz w:val="24"/>
         </w:rPr>
-        <w:hyperlink r:id="rId19" w:history="1">
-          <w:r>
-            <w:rPr>
-              <w:rStyle w:val="Hyperlink"/>
-            </w:rPr>
-            <w:t>o</w:t>
-          </w:r>
-        </w:hyperlink>
-      </w:r>
-      <w:r>
-        <w:rPr>
-          <w:u w:val="single" w:color="0000ff"/>
-          <w:rFonts w:ascii="Charis SIL Regular" w:hAnsi="Charis SIL Regular" w:eastAsia="Charis SIL Regular"/>
-          <w:b w:val="0"/>
-          <w:i w:val="0"/>
-          <w:color w:val="000000"/>
-          <w:sz w:val="24"/>
-        </w:rPr>
-        <w:hyperlink r:id="rId19" w:history="1">
-          <w:r>
-            <w:rPr>
-              <w:rStyle w:val="Hyperlink"/>
-            </w:rPr>
-            <w:t>n catalog</w:t>
-          </w:r>
-        </w:hyperlink>
+        <w:t>on catalog</w:t>
       </w:r>
       <w:r>
         <w:rPr>
